--- a/hw/hw1.docx
+++ b/hw/hw1.docx
@@ -43,9 +43,9 @@
       <w:pPr>
         <w:pBdr>
           <w:top w:val="single" w:sz="4" w:space="1" w:color="auto"/>
-          <w:left w:val="single" w:sz="4" w:space="4" w:color="auto"/>
+          <w:left w:val="single" w:sz="4" w:space="1" w:color="auto"/>
           <w:bottom w:val="single" w:sz="4" w:space="1" w:color="auto"/>
-          <w:right w:val="single" w:sz="4" w:space="4" w:color="auto"/>
+          <w:right w:val="single" w:sz="4" w:space="1" w:color="auto"/>
         </w:pBdr>
       </w:pPr>
       <w:r>
@@ -133,9 +133,9 @@
         <w:pStyle w:val="code"/>
         <w:pBdr>
           <w:top w:val="single" w:sz="4" w:space="1" w:color="auto"/>
-          <w:left w:val="single" w:sz="4" w:space="4" w:color="auto"/>
+          <w:left w:val="single" w:sz="4" w:space="1" w:color="auto"/>
           <w:bottom w:val="single" w:sz="4" w:space="1" w:color="auto"/>
-          <w:right w:val="single" w:sz="4" w:space="4" w:color="auto"/>
+          <w:right w:val="single" w:sz="4" w:space="1" w:color="auto"/>
         </w:pBdr>
       </w:pPr>
       <w:r>
@@ -147,9 +147,9 @@
         <w:pStyle w:val="code"/>
         <w:pBdr>
           <w:top w:val="single" w:sz="4" w:space="1" w:color="auto"/>
-          <w:left w:val="single" w:sz="4" w:space="4" w:color="auto"/>
+          <w:left w:val="single" w:sz="4" w:space="1" w:color="auto"/>
           <w:bottom w:val="single" w:sz="4" w:space="1" w:color="auto"/>
-          <w:right w:val="single" w:sz="4" w:space="4" w:color="auto"/>
+          <w:right w:val="single" w:sz="4" w:space="1" w:color="auto"/>
         </w:pBdr>
       </w:pPr>
       <w:r>
@@ -161,9 +161,9 @@
         <w:pStyle w:val="code"/>
         <w:pBdr>
           <w:top w:val="single" w:sz="4" w:space="1" w:color="auto"/>
-          <w:left w:val="single" w:sz="4" w:space="4" w:color="auto"/>
+          <w:left w:val="single" w:sz="4" w:space="1" w:color="auto"/>
           <w:bottom w:val="single" w:sz="4" w:space="1" w:color="auto"/>
-          <w:right w:val="single" w:sz="4" w:space="4" w:color="auto"/>
+          <w:right w:val="single" w:sz="4" w:space="1" w:color="auto"/>
         </w:pBdr>
       </w:pPr>
       <w:r>
@@ -175,9 +175,9 @@
         <w:pStyle w:val="code"/>
         <w:pBdr>
           <w:top w:val="single" w:sz="4" w:space="1" w:color="auto"/>
-          <w:left w:val="single" w:sz="4" w:space="4" w:color="auto"/>
+          <w:left w:val="single" w:sz="4" w:space="1" w:color="auto"/>
           <w:bottom w:val="single" w:sz="4" w:space="1" w:color="auto"/>
-          <w:right w:val="single" w:sz="4" w:space="4" w:color="auto"/>
+          <w:right w:val="single" w:sz="4" w:space="1" w:color="auto"/>
         </w:pBdr>
       </w:pPr>
       <w:r>
@@ -189,9 +189,9 @@
         <w:pStyle w:val="code"/>
         <w:pBdr>
           <w:top w:val="single" w:sz="4" w:space="1" w:color="auto"/>
-          <w:left w:val="single" w:sz="4" w:space="4" w:color="auto"/>
+          <w:left w:val="single" w:sz="4" w:space="1" w:color="auto"/>
           <w:bottom w:val="single" w:sz="4" w:space="1" w:color="auto"/>
-          <w:right w:val="single" w:sz="4" w:space="4" w:color="auto"/>
+          <w:right w:val="single" w:sz="4" w:space="1" w:color="auto"/>
         </w:pBdr>
       </w:pPr>
       <w:r>
@@ -203,9 +203,9 @@
         <w:pStyle w:val="code"/>
         <w:pBdr>
           <w:top w:val="single" w:sz="4" w:space="1" w:color="auto"/>
-          <w:left w:val="single" w:sz="4" w:space="4" w:color="auto"/>
+          <w:left w:val="single" w:sz="4" w:space="1" w:color="auto"/>
           <w:bottom w:val="single" w:sz="4" w:space="1" w:color="auto"/>
-          <w:right w:val="single" w:sz="4" w:space="4" w:color="auto"/>
+          <w:right w:val="single" w:sz="4" w:space="1" w:color="auto"/>
         </w:pBdr>
       </w:pPr>
       <w:r>
@@ -217,9 +217,9 @@
         <w:pStyle w:val="code"/>
         <w:pBdr>
           <w:top w:val="single" w:sz="4" w:space="1" w:color="auto"/>
-          <w:left w:val="single" w:sz="4" w:space="4" w:color="auto"/>
+          <w:left w:val="single" w:sz="4" w:space="1" w:color="auto"/>
           <w:bottom w:val="single" w:sz="4" w:space="1" w:color="auto"/>
-          <w:right w:val="single" w:sz="4" w:space="4" w:color="auto"/>
+          <w:right w:val="single" w:sz="4" w:space="1" w:color="auto"/>
         </w:pBdr>
       </w:pPr>
       <w:r>
@@ -231,9 +231,9 @@
         <w:pStyle w:val="code"/>
         <w:pBdr>
           <w:top w:val="single" w:sz="4" w:space="1" w:color="auto"/>
-          <w:left w:val="single" w:sz="4" w:space="4" w:color="auto"/>
+          <w:left w:val="single" w:sz="4" w:space="1" w:color="auto"/>
           <w:bottom w:val="single" w:sz="4" w:space="1" w:color="auto"/>
-          <w:right w:val="single" w:sz="4" w:space="4" w:color="auto"/>
+          <w:right w:val="single" w:sz="4" w:space="1" w:color="auto"/>
         </w:pBdr>
       </w:pPr>
       <w:r>
@@ -245,9 +245,9 @@
         <w:pStyle w:val="code"/>
         <w:pBdr>
           <w:top w:val="single" w:sz="4" w:space="1" w:color="auto"/>
-          <w:left w:val="single" w:sz="4" w:space="4" w:color="auto"/>
+          <w:left w:val="single" w:sz="4" w:space="1" w:color="auto"/>
           <w:bottom w:val="single" w:sz="4" w:space="1" w:color="auto"/>
-          <w:right w:val="single" w:sz="4" w:space="4" w:color="auto"/>
+          <w:right w:val="single" w:sz="4" w:space="1" w:color="auto"/>
         </w:pBdr>
       </w:pPr>
       <w:r>
@@ -259,9 +259,9 @@
         <w:pStyle w:val="code"/>
         <w:pBdr>
           <w:top w:val="single" w:sz="4" w:space="1" w:color="auto"/>
-          <w:left w:val="single" w:sz="4" w:space="4" w:color="auto"/>
+          <w:left w:val="single" w:sz="4" w:space="1" w:color="auto"/>
           <w:bottom w:val="single" w:sz="4" w:space="1" w:color="auto"/>
-          <w:right w:val="single" w:sz="4" w:space="4" w:color="auto"/>
+          <w:right w:val="single" w:sz="4" w:space="1" w:color="auto"/>
         </w:pBdr>
       </w:pPr>
       <w:r>
@@ -273,16 +273,81 @@
         <w:pStyle w:val="code"/>
         <w:pBdr>
           <w:top w:val="single" w:sz="4" w:space="1" w:color="auto"/>
-          <w:left w:val="single" w:sz="4" w:space="4" w:color="auto"/>
+          <w:left w:val="single" w:sz="4" w:space="1" w:color="auto"/>
           <w:bottom w:val="single" w:sz="4" w:space="1" w:color="auto"/>
-          <w:right w:val="single" w:sz="4" w:space="4" w:color="auto"/>
+          <w:right w:val="single" w:sz="4" w:space="1" w:color="auto"/>
         </w:pBdr>
       </w:pPr>
       <w:r>
         <w:t>print('Ask for help if you need it. Thanks!')</w:t>
       </w:r>
     </w:p>
-    <w:p/>
+    <w:p>
+      <w:pPr>
+        <w:pStyle w:val="code"/>
+        <w:pBdr>
+          <w:top w:val="single" w:sz="4" w:space="1" w:color="auto"/>
+          <w:left w:val="single" w:sz="4" w:space="1" w:color="auto"/>
+          <w:bottom w:val="single" w:sz="4" w:space="1" w:color="auto"/>
+          <w:right w:val="single" w:sz="4" w:space="1" w:color="auto"/>
+        </w:pBdr>
+      </w:pPr>
+    </w:p>
+    <w:p>
+      <w:pPr>
+        <w:pBdr>
+          <w:top w:val="single" w:sz="4" w:space="1" w:color="auto"/>
+          <w:left w:val="single" w:sz="4" w:space="1" w:color="auto"/>
+          <w:bottom w:val="single" w:sz="4" w:space="1" w:color="auto"/>
+          <w:right w:val="single" w:sz="4" w:space="1" w:color="auto"/>
+        </w:pBdr>
+      </w:pPr>
+      <w:r>
+        <w:t xml:space="preserve">Hint: </w:t>
+      </w:r>
+      <w:r>
+        <w:t>Type or paste your answers into this document. Reformat Python code using the “</w:t>
+      </w:r>
+      <w:r>
+        <w:rPr>
+          <w:rStyle w:val="codeChar"/>
+        </w:rPr>
+        <w:t>code</w:t>
+      </w:r>
+      <w:r>
+        <w:t xml:space="preserve">” style available in the </w:t>
+      </w:r>
+      <w:r>
+        <w:t>Styles menu within Microsoft Word.</w:t>
+      </w:r>
+      <w:r>
+        <w:t xml:space="preserve"> This </w:t>
+      </w:r>
+      <w:r>
+        <w:rPr>
+          <w:rStyle w:val="codeChar"/>
+        </w:rPr>
+        <w:t>code</w:t>
+      </w:r>
+      <w:r>
+        <w:t xml:space="preserve"> style was created by the instructor</w:t>
+      </w:r>
+      <w:r>
+        <w:t>,</w:t>
+      </w:r>
+      <w:r>
+        <w:t xml:space="preserve"> so it is only available in </w:t>
+      </w:r>
+      <w:r>
+        <w:t xml:space="preserve">downloaded </w:t>
+      </w:r>
+      <w:r>
+        <w:t>homework assignments and not in new Microsoft Word documents</w:t>
+      </w:r>
+      <w:r>
+        <w:t>.</w:t>
+      </w:r>
+    </w:p>
     <w:p>
       <w:r>
         <w:t xml:space="preserve">Question </w:t>
@@ -470,7 +535,6 @@
     </w:p>
     <w:p>
       <w:r>
-        <w:lastRenderedPageBreak/>
         <w:t xml:space="preserve">Question 7. </w:t>
       </w:r>
       <w:r>
